--- a/klagomål/A 3689-2026 FSC-klagomål.docx
+++ b/klagomål/A 3689-2026 FSC-klagomål.docx
@@ -928,7 +928,7 @@
     <w:r>
       <w:tab/>
       <w:tab/>
-      <w:t>2026-06-18</w:t>
+      <w:t>2026-06-19</w:t>
       <w:br/>
       <w:br/>
     </w:r>

--- a/klagomål/A 3689-2026 FSC-klagomål.docx
+++ b/klagomål/A 3689-2026 FSC-klagomål.docx
@@ -928,7 +928,7 @@
     <w:r>
       <w:tab/>
       <w:tab/>
-      <w:t>2026-06-19</w:t>
+      <w:t>2026-06-20</w:t>
       <w:br/>
       <w:br/>
     </w:r>

--- a/klagomål/A 3689-2026 FSC-klagomål.docx
+++ b/klagomål/A 3689-2026 FSC-klagomål.docx
@@ -168,38 +168,7 @@
     </w:p>
     <w:p>
       <w:r>
-        <w:t>Detta dokument behandlar höga naturvärden i avverkningsanmälan A 3689-2026 i Jönköpings kommun som inkom 2026-01-21 och omfattar 1,0 ha.</w:t>
-      </w:r>
-    </w:p>
-    <w:p>
-      <w:r>
-        <w:t>Nedan presenteras fynd av naturvårdsarter och fridlysta arter som gjorts i det avverkningsanmälda området, samt relevanta utdrag ur standarderna för FSC, Chain of Custody, Controlled Wood och PEFC.</w:t>
-      </w:r>
-    </w:p>
-    <w:p>
-      <w:r>
-        <w:t>Vi förväntar oss att ni återkommer med ett skriftligt svar på vårt klagomål och även beskriver vilka korrigerande åtgärder ni satt in för att rätta till identifierade brister i er efterlevnad av den svenska FSC standarden.</w:t>
-      </w:r>
-    </w:p>
-    <w:p>
-      <w:pPr>
-        <w:pStyle w:val="Heading1"/>
-      </w:pPr>
-      <w:r>
-        <w:t>Naturvårdsarter</w:t>
-      </w:r>
-    </w:p>
-    <w:p>
-      <w:r>
-        <w:t>Inom 7 meter från avverkningsanmälan har följande 9 naturvårdsarter hittats: ask (EN), blek kraterlav (VU), grynig filtlav (NT, T), fällmossa (S, T), guldlockmossa (S, T), liten baronmossa (S, T), platt fjädermossa (S, T), vätteros (S, T) och blåsippa (T, §9). Av dessa är 3 rödlistade. För rödlistade arter har rödlistekategorin angivits inom parentes. Arter som är signalarter enligt Skogsstyrelsen har markerats med (S). Typiska arter inom Natura 2000 som är kopplade till skogsekosystem har markerats med (T). För fridlysta arter anges även paragrafen i Artskyddsförordningen som arten är fridlyst enligt.</w:t>
-      </w:r>
-    </w:p>
-    <w:p>
-      <w:r>
-        <w:t>De påträffade naturvårdsarterna är ett tydligt kvitto på att det rör sig om en skog med höga naturvärden.</w:t>
-      </w:r>
-      <w:r>
-        <w:t xml:space="preserve"> I Figur 1 visas fyndplatser för naturvårdsarter i området, som finns registrerade på Artportalen.</w:t>
+        <w:t>Detta klagomål behandlar höga naturvärden i avverkningsanmälan A 3689-2026 i Jönköpings kommun som inkom 2026-01-21 och omfattar 1,0 ha.</w:t>
       </w:r>
     </w:p>
     <w:p>
@@ -247,57 +216,35 @@
         <w:spacing w:after="240"/>
       </w:pPr>
       <w:r>
-        <w:t>Figur 1. Fyndplatser för naturvårdsarter inom 7 meter från avverkningsanmälan (röd linje). Markörer utan svart kant är placerade på fyndplatsen. Markörer med svart kant är placerade vid sidan av fyndplatsen och har ett svart streck som visar fyndplatsens exakta position. Kartans mittpunktskoordinat är N 6406215, E 460061 i SWEREF 99 TM.</w:t>
+        <w:t>Figur 1. Fyndplatser för naturvårdsarter inom 7 meter från avverkningsanmälan. Markörer utan svart kant är placerade på fyndplatsen. Markörer med svart kant är placerade vid sidan av fyndplatsen har ett svart streck som visar fyndplatsens exakta position. Kartans mittpunktskoordinat är N 6406215, E 460061 i SWEREF 99 TM.</w:t>
+      </w:r>
+    </w:p>
+    <w:p>
+      <w:r>
+        <w:t>Inom 7 meter från avverkningsanmälan finns fynd av 9 naturvårdsarter, varav 3 är rödlistade, 1 är fridlyst, 7 är typiska (T) och 5 är signalarter (S): ask (EN), blek kraterlav (VU), grynig filtlav (NT, T), fällmossa (S, T), guldlockmossa (S, T), liten baronmossa (S, T), platt fjädermossa (S, T), vätteros (S, T) och blåsippa (T, §9). Se Figur 1.</w:t>
+      </w:r>
+    </w:p>
+    <w:p>
+      <w:r>
+        <w:t>Nedan presenteras relevanta utdrag ur standarderna för FSC, Chain of Custody, Controlled Wood och PEFC.</w:t>
+      </w:r>
+    </w:p>
+    <w:p>
+      <w:r>
+        <w:t>Vi förväntar oss att ni återkommer med ett skriftligt svar på vårt klagomål och även beskriver vilka korrigerande åtgärder ni satt in för att rätta till identifierade brister i er efterlevnad av den svenska FSC standarden.</w:t>
       </w:r>
     </w:p>
     <w:p>
       <w:pPr>
-        <w:pStyle w:val="Heading2"/>
+        <w:pStyle w:val="Heading1"/>
       </w:pPr>
       <w:r>
-        <w:t>Fridlysta arter</w:t>
+        <w:t>Naturvårdsarter och fridlysta arter</w:t>
       </w:r>
     </w:p>
     <w:p>
       <w:r>
-        <w:t>Följande fridlysta arter har sina livsmiljöer och växtplatser i den avverkningsanmälda skogen: blåsippa (T, §9).</w:t>
-      </w:r>
-    </w:p>
-    <w:p>
-      <w:r>
-        <w:rPr>
-          <w:b/>
-        </w:rPr>
-        <w:t>Blåsippa (§9)</w:t>
-      </w:r>
-      <w:r>
-        <w:t xml:space="preserve"> är typisk art för </w:t>
-      </w:r>
-      <w:r>
-        <w:rPr>
-          <w:i/>
-        </w:rPr>
-        <w:t>9050 Näringsrik granskog, 9020 Nordlig ädellövskog</w:t>
-      </w:r>
-      <w:r>
-        <w:t xml:space="preserve"> och </w:t>
-      </w:r>
-      <w:r>
-        <w:rPr>
-          <w:i/>
-        </w:rPr>
-        <w:t>8240 Karsthällmarker</w:t>
-      </w:r>
-      <w:r>
-        <w:t xml:space="preserve"> (SLU Artdatabanken, 2025).</w:t>
-      </w:r>
-    </w:p>
-    <w:p>
-      <w:pPr>
-        <w:pStyle w:val="Heading2"/>
-      </w:pPr>
-      <w:r>
-        <w:t>Övriga naturvårdsarter</w:t>
+        <w:t>Nedan följer beskrivningar av de naturvårdsarter och fridlysta arter som har sina livsmiljöer och växtplatser i den avverkningsanmälda skogen. De påträffade naturvårdsarterna är ett tydligt kvitto på att det rör sig om en skog med höga naturvärden.</w:t>
       </w:r>
     </w:p>
     <w:p>
@@ -320,35 +267,6 @@
       </w:r>
       <w:r>
         <w:t xml:space="preserve"> växer på grova ädellövträd (till mer än 80% på ask och alm men någon gång på ek och lönn) i gamla skogar, öppna lövängar, alléer och kyrkogårdar. Arten förekommer på lokaler med lång trädkontinuitet, ofta tillsammans med den rödlistade almlaven (SLU Artdatabanken, 2024).</w:t>
-      </w:r>
-    </w:p>
-    <w:p>
-      <w:r>
-        <w:rPr>
-          <w:b/>
-        </w:rPr>
-        <w:t>Fällmossa</w:t>
-      </w:r>
-      <w:r>
-        <w:t xml:space="preserve"> indikerar i stort sett alltid områden med höga naturvärden, skog med lång kontinuitet, gamla träd, hög luftfuktighet och stabila förhållanden. Sporkapslar finnar man enbart på extra skyddsvärda lokaler. Fällmossa är typisk art för </w:t>
-      </w:r>
-      <w:r>
-        <w:rPr>
-          <w:i/>
-        </w:rPr>
-        <w:t xml:space="preserve">9020 Nordlig ädellövskog, 9110 Näringsfattig bokskog, 9130 Näringsrik bokskog, 9160 Näringsrik ekskog, 9180 Ädellövskog i branter </w:t>
-      </w:r>
-      <w:r>
-        <w:t>och</w:t>
-      </w:r>
-      <w:r>
-        <w:rPr>
-          <w:i/>
-        </w:rPr>
-        <w:t xml:space="preserve"> 9190 Näringsfattig ekskog</w:t>
-      </w:r>
-      <w:r>
-        <w:t xml:space="preserve"> (SLU Artdatabanken, 2024; Nitare &amp; Skogsstyrelsen, 2019).</w:t>
       </w:r>
     </w:p>
     <w:p>
@@ -384,6 +302,35 @@
           <w:i/>
         </w:rPr>
         <w:t>9070 Trädklädd betesmark</w:t>
+      </w:r>
+      <w:r>
+        <w:t xml:space="preserve"> (SLU Artdatabanken, 2024; Nitare &amp; Skogsstyrelsen, 2019).</w:t>
+      </w:r>
+    </w:p>
+    <w:p>
+      <w:r>
+        <w:rPr>
+          <w:b/>
+        </w:rPr>
+        <w:t>Fällmossa</w:t>
+      </w:r>
+      <w:r>
+        <w:t xml:space="preserve"> indikerar i stort sett alltid områden med höga naturvärden, skog med lång kontinuitet, gamla träd, hög luftfuktighet och stabila förhållanden. Sporkapslar finnar man enbart på extra skyddsvärda lokaler. Fällmossa är typisk art för </w:t>
+      </w:r>
+      <w:r>
+        <w:rPr>
+          <w:i/>
+        </w:rPr>
+        <w:t xml:space="preserve">9020 Nordlig ädellövskog, 9110 Näringsfattig bokskog, 9130 Näringsrik bokskog, 9160 Näringsrik ekskog, 9180 Ädellövskog i branter </w:t>
+      </w:r>
+      <w:r>
+        <w:t>och</w:t>
+      </w:r>
+      <w:r>
+        <w:rPr>
+          <w:i/>
+        </w:rPr>
+        <w:t xml:space="preserve"> 9190 Näringsfattig ekskog</w:t>
       </w:r>
       <w:r>
         <w:t xml:space="preserve"> (SLU Artdatabanken, 2024; Nitare &amp; Skogsstyrelsen, 2019).</w:t>
@@ -521,6 +468,35 @@
       </w:r>
       <w:r>
         <w:t>(SLU Artdatabanken, 2025).</w:t>
+      </w:r>
+    </w:p>
+    <w:p>
+      <w:r>
+        <w:rPr>
+          <w:b/>
+        </w:rPr>
+        <w:t>Blåsippa (§9)</w:t>
+      </w:r>
+      <w:r>
+        <w:t xml:space="preserve"> är typisk art för </w:t>
+      </w:r>
+      <w:r>
+        <w:rPr>
+          <w:i/>
+        </w:rPr>
+        <w:t>9050 Näringsrik granskog, 9020 Nordlig ädellövskog</w:t>
+      </w:r>
+      <w:r>
+        <w:t xml:space="preserve"> och </w:t>
+      </w:r>
+      <w:r>
+        <w:rPr>
+          <w:i/>
+        </w:rPr>
+        <w:t>8240 Karsthällmarker</w:t>
+      </w:r>
+      <w:r>
+        <w:t xml:space="preserve"> (SLU Artdatabanken, 2025).</w:t>
       </w:r>
     </w:p>
     <w:p>
@@ -928,7 +904,7 @@
     <w:r>
       <w:tab/>
       <w:tab/>
-      <w:t>2026-06-20</w:t>
+      <w:t>2026-06-21</w:t>
       <w:br/>
       <w:br/>
     </w:r>

--- a/klagomål/A 3689-2026 FSC-klagomål.docx
+++ b/klagomål/A 3689-2026 FSC-klagomål.docx
@@ -904,7 +904,7 @@
     <w:r>
       <w:tab/>
       <w:tab/>
-      <w:t>2026-06-21</w:t>
+      <w:t>2026-06-22</w:t>
       <w:br/>
       <w:br/>
     </w:r>

--- a/klagomål/A 3689-2026 FSC-klagomål.docx
+++ b/klagomål/A 3689-2026 FSC-klagomål.docx
@@ -904,7 +904,7 @@
     <w:r>
       <w:tab/>
       <w:tab/>
-      <w:t>2026-06-22</w:t>
+      <w:t>2026-06-23</w:t>
       <w:br/>
       <w:br/>
     </w:r>

--- a/klagomål/A 3689-2026 FSC-klagomål.docx
+++ b/klagomål/A 3689-2026 FSC-klagomål.docx
@@ -904,7 +904,7 @@
     <w:r>
       <w:tab/>
       <w:tab/>
-      <w:t>2026-06-23</w:t>
+      <w:t>2026-06-24</w:t>
       <w:br/>
       <w:br/>
     </w:r>

--- a/klagomål/A 3689-2026 FSC-klagomål.docx
+++ b/klagomål/A 3689-2026 FSC-klagomål.docx
@@ -904,7 +904,7 @@
     <w:r>
       <w:tab/>
       <w:tab/>
-      <w:t>2026-06-24</w:t>
+      <w:t>2026-06-25</w:t>
       <w:br/>
       <w:br/>
     </w:r>

--- a/klagomål/A 3689-2026 FSC-klagomål.docx
+++ b/klagomål/A 3689-2026 FSC-klagomål.docx
@@ -904,7 +904,7 @@
     <w:r>
       <w:tab/>
       <w:tab/>
-      <w:t>2026-06-25</w:t>
+      <w:t>2026-06-26</w:t>
       <w:br/>
       <w:br/>
     </w:r>

--- a/klagomål/A 3689-2026 FSC-klagomål.docx
+++ b/klagomål/A 3689-2026 FSC-klagomål.docx
@@ -904,7 +904,7 @@
     <w:r>
       <w:tab/>
       <w:tab/>
-      <w:t>2026-06-26</w:t>
+      <w:t>2026-06-27</w:t>
       <w:br/>
       <w:br/>
     </w:r>

--- a/klagomål/A 3689-2026 FSC-klagomål.docx
+++ b/klagomål/A 3689-2026 FSC-klagomål.docx
@@ -904,7 +904,7 @@
     <w:r>
       <w:tab/>
       <w:tab/>
-      <w:t>2026-06-27</w:t>
+      <w:t>2026-06-28</w:t>
       <w:br/>
       <w:br/>
     </w:r>

--- a/klagomål/A 3689-2026 FSC-klagomål.docx
+++ b/klagomål/A 3689-2026 FSC-klagomål.docx
@@ -904,7 +904,7 @@
     <w:r>
       <w:tab/>
       <w:tab/>
-      <w:t>2026-06-28</w:t>
+      <w:t>2026-06-29</w:t>
       <w:br/>
       <w:br/>
     </w:r>

--- a/klagomål/A 3689-2026 FSC-klagomål.docx
+++ b/klagomål/A 3689-2026 FSC-klagomål.docx
@@ -904,7 +904,7 @@
     <w:r>
       <w:tab/>
       <w:tab/>
-      <w:t>2026-06-29</w:t>
+      <w:t>2026-06-30</w:t>
       <w:br/>
       <w:br/>
     </w:r>

--- a/klagomål/A 3689-2026 FSC-klagomål.docx
+++ b/klagomål/A 3689-2026 FSC-klagomål.docx
@@ -904,7 +904,7 @@
     <w:r>
       <w:tab/>
       <w:tab/>
-      <w:t>2026-06-30</w:t>
+      <w:t>2026-07-01</w:t>
       <w:br/>
       <w:br/>
     </w:r>

--- a/klagomål/A 3689-2026 FSC-klagomål.docx
+++ b/klagomål/A 3689-2026 FSC-klagomål.docx
@@ -904,7 +904,7 @@
     <w:r>
       <w:tab/>
       <w:tab/>
-      <w:t>2026-07-01</w:t>
+      <w:t>2026-07-02</w:t>
       <w:br/>
       <w:br/>
     </w:r>

--- a/klagomål/A 3689-2026 FSC-klagomål.docx
+++ b/klagomål/A 3689-2026 FSC-klagomål.docx
@@ -904,7 +904,7 @@
     <w:r>
       <w:tab/>
       <w:tab/>
-      <w:t>2026-07-13</w:t>
+      <w:t>2026-07-14</w:t>
       <w:br/>
       <w:br/>
     </w:r>

--- a/klagomål/A 3689-2026 FSC-klagomål.docx
+++ b/klagomål/A 3689-2026 FSC-klagomål.docx
@@ -904,7 +904,7 @@
     <w:r>
       <w:tab/>
       <w:tab/>
-      <w:t>2026-07-14</w:t>
+      <w:t>2026-07-15</w:t>
       <w:br/>
       <w:br/>
     </w:r>

--- a/klagomål/A 3689-2026 FSC-klagomål.docx
+++ b/klagomål/A 3689-2026 FSC-klagomål.docx
@@ -904,7 +904,7 @@
     <w:r>
       <w:tab/>
       <w:tab/>
-      <w:t>2026-07-15</w:t>
+      <w:t>2026-07-16</w:t>
       <w:br/>
       <w:br/>
     </w:r>

--- a/klagomål/A 3689-2026 FSC-klagomål.docx
+++ b/klagomål/A 3689-2026 FSC-klagomål.docx
@@ -904,7 +904,7 @@
     <w:r>
       <w:tab/>
       <w:tab/>
-      <w:t>2026-07-16</w:t>
+      <w:t>2026-07-17</w:t>
       <w:br/>
       <w:br/>
     </w:r>

--- a/klagomål/A 3689-2026 FSC-klagomål.docx
+++ b/klagomål/A 3689-2026 FSC-klagomål.docx
@@ -904,7 +904,7 @@
     <w:r>
       <w:tab/>
       <w:tab/>
-      <w:t>2026-07-17</w:t>
+      <w:t>2026-07-18</w:t>
       <w:br/>
       <w:br/>
     </w:r>

--- a/klagomål/A 3689-2026 FSC-klagomål.docx
+++ b/klagomål/A 3689-2026 FSC-klagomål.docx
@@ -904,7 +904,7 @@
     <w:r>
       <w:tab/>
       <w:tab/>
-      <w:t>2026-07-18</w:t>
+      <w:t>2026-07-19</w:t>
       <w:br/>
       <w:br/>
     </w:r>

--- a/klagomål/A 3689-2026 FSC-klagomål.docx
+++ b/klagomål/A 3689-2026 FSC-klagomål.docx
@@ -904,7 +904,7 @@
     <w:r>
       <w:tab/>
       <w:tab/>
-      <w:t>2026-07-19</w:t>
+      <w:t>2026-07-20</w:t>
       <w:br/>
       <w:br/>
     </w:r>

--- a/klagomål/A 3689-2026 FSC-klagomål.docx
+++ b/klagomål/A 3689-2026 FSC-klagomål.docx
@@ -904,7 +904,7 @@
     <w:r>
       <w:tab/>
       <w:tab/>
-      <w:t>2026-07-20</w:t>
+      <w:t>2026-07-21</w:t>
       <w:br/>
       <w:br/>
     </w:r>

--- a/klagomål/A 3689-2026 FSC-klagomål.docx
+++ b/klagomål/A 3689-2026 FSC-klagomål.docx
@@ -904,7 +904,7 @@
     <w:r>
       <w:tab/>
       <w:tab/>
-      <w:t>2026-07-21</w:t>
+      <w:t>2026-07-22</w:t>
       <w:br/>
       <w:br/>
     </w:r>

--- a/klagomål/A 3689-2026 FSC-klagomål.docx
+++ b/klagomål/A 3689-2026 FSC-klagomål.docx
@@ -904,7 +904,7 @@
     <w:r>
       <w:tab/>
       <w:tab/>
-      <w:t>2026-07-22</w:t>
+      <w:t>2026-07-23</w:t>
       <w:br/>
       <w:br/>
     </w:r>

--- a/klagomål/A 3689-2026 FSC-klagomål.docx
+++ b/klagomål/A 3689-2026 FSC-klagomål.docx
@@ -904,7 +904,7 @@
     <w:r>
       <w:tab/>
       <w:tab/>
-      <w:t>2026-07-23</w:t>
+      <w:t>2026-07-24</w:t>
       <w:br/>
       <w:br/>
     </w:r>

--- a/klagomål/A 3689-2026 FSC-klagomål.docx
+++ b/klagomål/A 3689-2026 FSC-klagomål.docx
@@ -904,7 +904,7 @@
     <w:r>
       <w:tab/>
       <w:tab/>
-      <w:t>2026-07-24</w:t>
+      <w:t>2026-07-25</w:t>
       <w:br/>
       <w:br/>
     </w:r>

--- a/klagomål/A 3689-2026 FSC-klagomål.docx
+++ b/klagomål/A 3689-2026 FSC-klagomål.docx
@@ -904,7 +904,7 @@
     <w:r>
       <w:tab/>
       <w:tab/>
-      <w:t>2026-07-25</w:t>
+      <w:t>2026-07-26</w:t>
       <w:br/>
       <w:br/>
     </w:r>

--- a/klagomål/A 3689-2026 FSC-klagomål.docx
+++ b/klagomål/A 3689-2026 FSC-klagomål.docx
@@ -904,7 +904,7 @@
     <w:r>
       <w:tab/>
       <w:tab/>
-      <w:t>2026-07-26</w:t>
+      <w:t>2026-07-27</w:t>
       <w:br/>
       <w:br/>
     </w:r>

--- a/klagomål/A 3689-2026 FSC-klagomål.docx
+++ b/klagomål/A 3689-2026 FSC-klagomål.docx
@@ -904,7 +904,7 @@
     <w:r>
       <w:tab/>
       <w:tab/>
-      <w:t>2026-07-27</w:t>
+      <w:t>2026-07-28</w:t>
       <w:br/>
       <w:br/>
     </w:r>

--- a/klagomål/A 3689-2026 FSC-klagomål.docx
+++ b/klagomål/A 3689-2026 FSC-klagomål.docx
@@ -904,7 +904,7 @@
     <w:r>
       <w:tab/>
       <w:tab/>
-      <w:t>2026-07-28</w:t>
+      <w:t>2026-07-29</w:t>
       <w:br/>
       <w:br/>
     </w:r>

--- a/klagomål/A 3689-2026 FSC-klagomål.docx
+++ b/klagomål/A 3689-2026 FSC-klagomål.docx
@@ -904,7 +904,7 @@
     <w:r>
       <w:tab/>
       <w:tab/>
-      <w:t>2026-07-29</w:t>
+      <w:t>2026-07-30</w:t>
       <w:br/>
       <w:br/>
     </w:r>

--- a/klagomål/A 3689-2026 FSC-klagomål.docx
+++ b/klagomål/A 3689-2026 FSC-klagomål.docx
@@ -904,7 +904,7 @@
     <w:r>
       <w:tab/>
       <w:tab/>
-      <w:t>2026-07-30</w:t>
+      <w:t>2026-07-31</w:t>
       <w:br/>
       <w:br/>
     </w:r>

--- a/klagomål/A 3689-2026 FSC-klagomål.docx
+++ b/klagomål/A 3689-2026 FSC-klagomål.docx
@@ -904,7 +904,7 @@
     <w:r>
       <w:tab/>
       <w:tab/>
-      <w:t>2026-07-31</w:t>
+      <w:t>2026-08-01</w:t>
       <w:br/>
       <w:br/>
     </w:r>

--- a/klagomål/A 3689-2026 FSC-klagomål.docx
+++ b/klagomål/A 3689-2026 FSC-klagomål.docx
@@ -904,7 +904,7 @@
     <w:r>
       <w:tab/>
       <w:tab/>
-      <w:t>2026-08-01</w:t>
+      <w:t>2026-08-02</w:t>
       <w:br/>
       <w:br/>
     </w:r>

--- a/klagomål/A 3689-2026 FSC-klagomål.docx
+++ b/klagomål/A 3689-2026 FSC-klagomål.docx
@@ -904,7 +904,7 @@
     <w:r>
       <w:tab/>
       <w:tab/>
-      <w:t>2026-08-02</w:t>
+      <w:t>2026-08-03</w:t>
       <w:br/>
       <w:br/>
     </w:r>

--- a/klagomål/A 3689-2026 FSC-klagomål.docx
+++ b/klagomål/A 3689-2026 FSC-klagomål.docx
@@ -904,7 +904,7 @@
     <w:r>
       <w:tab/>
       <w:tab/>
-      <w:t>2026-08-03</w:t>
+      <w:t>2026-08-05</w:t>
       <w:br/>
       <w:br/>
     </w:r>

--- a/klagomål/A 3689-2026 FSC-klagomål.docx
+++ b/klagomål/A 3689-2026 FSC-klagomål.docx
@@ -904,7 +904,7 @@
     <w:r>
       <w:tab/>
       <w:tab/>
-      <w:t>2026-08-05</w:t>
+      <w:t>2026-08-07</w:t>
       <w:br/>
       <w:br/>
     </w:r>

--- a/klagomål/A 3689-2026 FSC-klagomål.docx
+++ b/klagomål/A 3689-2026 FSC-klagomål.docx
@@ -904,7 +904,7 @@
     <w:r>
       <w:tab/>
       <w:tab/>
-      <w:t>2026-08-07</w:t>
+      <w:t>2026-08-08</w:t>
       <w:br/>
       <w:br/>
     </w:r>

--- a/klagomål/A 3689-2026 FSC-klagomål.docx
+++ b/klagomål/A 3689-2026 FSC-klagomål.docx
@@ -216,7 +216,7 @@
         <w:spacing w:after="240"/>
       </w:pPr>
       <w:r>
-        <w:t>Figur 1. Fyndplatser för naturvårdsarter inom 7 meter från avverkningsanmälan. Markörer utan svart kant är placerade på fyndplatsen. Markörer med svart kant är placerade vid sidan av fyndplatsen har ett svart streck som visar fyndplatsens exakta position. Kartans mittpunktskoordinat är N 6406215, E 460061 i SWEREF 99 TM.</w:t>
+        <w:t>Figur 1. Fyndplatser för naturvårdsarter inom 7 meter från avverkningsanmälan. Markörer utan svart kant är placerade på fyndplatsen. Markörer med svart kant är placerade vid sidan av fyndplatsen och har ett svart streck som visar fyndplatsens exakta position. Kartans mittpunktskoordinat är N 6406215, E 460061 i SWEREF 99 TM.</w:t>
       </w:r>
     </w:p>
     <w:p>
@@ -904,7 +904,7 @@
     <w:r>
       <w:tab/>
       <w:tab/>
-      <w:t>2026-08-14</w:t>
+      <w:t>2026-08-15</w:t>
       <w:br/>
       <w:br/>
     </w:r>

--- a/klagomål/A 3689-2026 FSC-klagomål.docx
+++ b/klagomål/A 3689-2026 FSC-klagomål.docx
@@ -904,7 +904,7 @@
     <w:r>
       <w:tab/>
       <w:tab/>
-      <w:t>2026-08-15</w:t>
+      <w:t>2026-08-16</w:t>
       <w:br/>
       <w:br/>
     </w:r>

--- a/klagomål/A 3689-2026 FSC-klagomål.docx
+++ b/klagomål/A 3689-2026 FSC-klagomål.docx
@@ -904,7 +904,7 @@
     <w:r>
       <w:tab/>
       <w:tab/>
-      <w:t>2026-08-16</w:t>
+      <w:t>2026-08-17</w:t>
       <w:br/>
       <w:br/>
     </w:r>

--- a/klagomål/A 3689-2026 FSC-klagomål.docx
+++ b/klagomål/A 3689-2026 FSC-klagomål.docx
@@ -904,7 +904,7 @@
     <w:r>
       <w:tab/>
       <w:tab/>
-      <w:t>2026-08-17</w:t>
+      <w:t>2026-08-18</w:t>
       <w:br/>
       <w:br/>
     </w:r>

--- a/klagomål/A 3689-2026 FSC-klagomål.docx
+++ b/klagomål/A 3689-2026 FSC-klagomål.docx
@@ -904,7 +904,7 @@
     <w:r>
       <w:tab/>
       <w:tab/>
-      <w:t>2026-08-18</w:t>
+      <w:t>2026-08-19</w:t>
       <w:br/>
       <w:br/>
     </w:r>

--- a/klagomål/A 3689-2026 FSC-klagomål.docx
+++ b/klagomål/A 3689-2026 FSC-klagomål.docx
@@ -904,7 +904,7 @@
     <w:r>
       <w:tab/>
       <w:tab/>
-      <w:t>2026-08-19</w:t>
+      <w:t>2026-08-20</w:t>
       <w:br/>
       <w:br/>
     </w:r>

--- a/klagomål/A 3689-2026 FSC-klagomål.docx
+++ b/klagomål/A 3689-2026 FSC-klagomål.docx
@@ -904,7 +904,7 @@
     <w:r>
       <w:tab/>
       <w:tab/>
-      <w:t>2026-08-20</w:t>
+      <w:t>2026-08-21</w:t>
       <w:br/>
       <w:br/>
     </w:r>

--- a/klagomål/A 3689-2026 FSC-klagomål.docx
+++ b/klagomål/A 3689-2026 FSC-klagomål.docx
@@ -904,7 +904,7 @@
     <w:r>
       <w:tab/>
       <w:tab/>
-      <w:t>2026-08-21</w:t>
+      <w:t>2026-08-22</w:t>
       <w:br/>
       <w:br/>
     </w:r>

--- a/klagomål/A 3689-2026 FSC-klagomål.docx
+++ b/klagomål/A 3689-2026 FSC-klagomål.docx
@@ -904,7 +904,7 @@
     <w:r>
       <w:tab/>
       <w:tab/>
-      <w:t>2026-08-22</w:t>
+      <w:t>2026-08-23</w:t>
       <w:br/>
       <w:br/>
     </w:r>

--- a/klagomål/A 3689-2026 FSC-klagomål.docx
+++ b/klagomål/A 3689-2026 FSC-klagomål.docx
@@ -904,7 +904,7 @@
     <w:r>
       <w:tab/>
       <w:tab/>
-      <w:t>2026-08-23</w:t>
+      <w:t>2026-08-24</w:t>
       <w:br/>
       <w:br/>
     </w:r>

--- a/klagomål/A 3689-2026 FSC-klagomål.docx
+++ b/klagomål/A 3689-2026 FSC-klagomål.docx
@@ -904,7 +904,7 @@
     <w:r>
       <w:tab/>
       <w:tab/>
-      <w:t>2026-08-24</w:t>
+      <w:t>2026-08-25</w:t>
       <w:br/>
       <w:br/>
     </w:r>

--- a/klagomål/A 3689-2026 FSC-klagomål.docx
+++ b/klagomål/A 3689-2026 FSC-klagomål.docx
@@ -904,7 +904,7 @@
     <w:r>
       <w:tab/>
       <w:tab/>
-      <w:t>2026-08-25</w:t>
+      <w:t>2026-08-26</w:t>
       <w:br/>
       <w:br/>
     </w:r>

--- a/klagomål/A 3689-2026 FSC-klagomål.docx
+++ b/klagomål/A 3689-2026 FSC-klagomål.docx
@@ -904,7 +904,7 @@
     <w:r>
       <w:tab/>
       <w:tab/>
-      <w:t>2026-08-26</w:t>
+      <w:t>2026-08-27</w:t>
       <w:br/>
       <w:br/>
     </w:r>

--- a/klagomål/A 3689-2026 FSC-klagomål.docx
+++ b/klagomål/A 3689-2026 FSC-klagomål.docx
@@ -904,7 +904,7 @@
     <w:r>
       <w:tab/>
       <w:tab/>
-      <w:t>2026-08-27</w:t>
+      <w:t>2026-08-28</w:t>
       <w:br/>
       <w:br/>
     </w:r>

--- a/klagomål/A 3689-2026 FSC-klagomål.docx
+++ b/klagomål/A 3689-2026 FSC-klagomål.docx
@@ -904,7 +904,7 @@
     <w:r>
       <w:tab/>
       <w:tab/>
-      <w:t>2026-08-28</w:t>
+      <w:t>2026-08-29</w:t>
       <w:br/>
       <w:br/>
     </w:r>

--- a/klagomål/A 3689-2026 FSC-klagomål.docx
+++ b/klagomål/A 3689-2026 FSC-klagomål.docx
@@ -904,7 +904,7 @@
     <w:r>
       <w:tab/>
       <w:tab/>
-      <w:t>2026-08-29</w:t>
+      <w:t>2026-08-31</w:t>
       <w:br/>
       <w:br/>
     </w:r>

--- a/klagomål/A 3689-2026 FSC-klagomål.docx
+++ b/klagomål/A 3689-2026 FSC-klagomål.docx
@@ -904,7 +904,7 @@
     <w:r>
       <w:tab/>
       <w:tab/>
-      <w:t>2026-08-31</w:t>
+      <w:t>2026-09-01</w:t>
       <w:br/>
       <w:br/>
     </w:r>

--- a/klagomål/A 3689-2026 FSC-klagomål.docx
+++ b/klagomål/A 3689-2026 FSC-klagomål.docx
@@ -904,7 +904,7 @@
     <w:r>
       <w:tab/>
       <w:tab/>
-      <w:t>2026-09-01</w:t>
+      <w:t>2026-09-02</w:t>
       <w:br/>
       <w:br/>
     </w:r>

--- a/klagomål/A 3689-2026 FSC-klagomål.docx
+++ b/klagomål/A 3689-2026 FSC-klagomål.docx
@@ -904,7 +904,7 @@
     <w:r>
       <w:tab/>
       <w:tab/>
-      <w:t>2026-09-02</w:t>
+      <w:t>2026-09-03</w:t>
       <w:br/>
       <w:br/>
     </w:r>

--- a/klagomål/A 3689-2026 FSC-klagomål.docx
+++ b/klagomål/A 3689-2026 FSC-klagomål.docx
@@ -904,7 +904,7 @@
     <w:r>
       <w:tab/>
       <w:tab/>
-      <w:t>2026-09-03</w:t>
+      <w:t>2026-09-04</w:t>
       <w:br/>
       <w:br/>
     </w:r>

--- a/klagomål/A 3689-2026 FSC-klagomål.docx
+++ b/klagomål/A 3689-2026 FSC-klagomål.docx
@@ -904,7 +904,7 @@
     <w:r>
       <w:tab/>
       <w:tab/>
-      <w:t>2026-09-04</w:t>
+      <w:t>2026-09-05</w:t>
       <w:br/>
       <w:br/>
     </w:r>
